--- a/2026.10.8-调研.docx
+++ b/2026.10.8-调研.docx
@@ -1,6 +1,6 @@
 
 <file path=word/document.xml><?xml version="1.0" encoding="utf-8"?>
-<w:document xmlns:wpc="http://schemas.microsoft.com/office/word/2010/wordprocessingCanvas" xmlns:mc="http://schemas.openxmlformats.org/markup-compatibility/2006" xmlns:o="urn:schemas-microsoft-com:office:office" xmlns:r="http://schemas.openxmlformats.org/officeDocument/2006/relationships" xmlns:m="http://schemas.openxmlformats.org/officeDocument/2006/math" xmlns:v="urn:schemas-microsoft-com:vml" xmlns:wp14="http://schemas.microsoft.com/office/word/2010/wordprocessingDrawing" xmlns:wp="http://schemas.openxmlformats.org/drawingml/2006/wordprocessingDrawing" xmlns:w="http://schemas.openxmlformats.org/wordprocessingml/2006/main" xmlns:w14="http://schemas.microsoft.com/office/word/2010/wordml" xmlns:w10="urn:schemas-microsoft-com:office:word" xmlns:w15="http://schemas.microsoft.com/office/word/2012/wordml" xmlns:wpg="http://schemas.microsoft.com/office/word/2010/wordprocessingGroup" xmlns:wpi="http://schemas.microsoft.com/office/word/2010/wordprocessingInk" xmlns:wne="http://schemas.microsoft.com/office/word/2006/wordml" xmlns:wps="http://schemas.microsoft.com/office/word/2010/wordprocessingShape" xmlns:wpsCustomData="http://www.wps.cn/officeDocument/2013/wpsCustomData" mc:Ignorable="w14 w15 wp14">
+<w:document xmlns:wpc="http://schemas.microsoft.com/office/word/2010/wordprocessingCanvas" xmlns:cx="http://schemas.microsoft.com/office/drawing/2014/chartex" xmlns:cx1="http://schemas.microsoft.com/office/drawing/2015/9/8/chartex" xmlns:cx2="http://schemas.microsoft.com/office/drawing/2015/10/21/chartex" xmlns:cx3="http://schemas.microsoft.com/office/drawing/2016/5/9/chartex" xmlns:cx4="http://schemas.microsoft.com/office/drawing/2016/5/10/chartex" xmlns:cx5="http://schemas.microsoft.com/office/drawing/2016/5/11/chartex" xmlns:cx6="http://schemas.microsoft.com/office/drawing/2016/5/12/chartex" xmlns:cx7="http://schemas.microsoft.com/office/drawing/2016/5/13/chartex" xmlns:cx8="http://schemas.microsoft.com/office/drawing/2016/5/14/chartex" xmlns:mc="http://schemas.openxmlformats.org/markup-compatibility/2006" xmlns:o="urn:schemas-microsoft-com:office:office" xmlns:r="http://schemas.openxmlformats.org/officeDocument/2006/relationships" xmlns:m="http://schemas.openxmlformats.org/officeDocument/2006/math" xmlns:v="urn:schemas-microsoft-com:vml" xmlns:wp14="http://schemas.microsoft.com/office/word/2010/wordprocessingDrawing" xmlns:wp="http://schemas.openxmlformats.org/drawingml/2006/wordprocessingDrawing" xmlns:w="http://schemas.openxmlformats.org/wordprocessingml/2006/main" xmlns:w14="http://schemas.microsoft.com/office/word/2010/wordml" xmlns:w10="urn:schemas-microsoft-com:office:word" xmlns:w15="http://schemas.microsoft.com/office/word/2012/wordml" xmlns:wpg="http://schemas.microsoft.com/office/word/2010/wordprocessingGroup" xmlns:wpi="http://schemas.microsoft.com/office/word/2010/wordprocessingInk" xmlns:wne="http://schemas.microsoft.com/office/word/2006/wordml" xmlns:wps="http://schemas.microsoft.com/office/word/2010/wordprocessingShape" xmlns:wpsCustomData="http://www.wps.cn/officeDocument/2013/wpsCustomData" mc:Ignorable="w14 w15 wp14">
   <w:body>
     <w:p>
       <w:pPr>
@@ -22,7 +22,31 @@
           <w:lang w:val="en-US" w:eastAsia="zh"/>
           <w:woUserID w:val="1"/>
         </w:rPr>
-        <w:t>苹果专利</w:t>
+        <w:t>苹果</w:t>
+      </w:r>
+      <w:r>
+        <w:rPr>
+          <w:rFonts w:hint="eastAsia" w:ascii="宋体" w:hAnsi="宋体" w:cs="宋体"/>
+          <w:lang w:val="en-US" w:eastAsia="zh-CN"/>
+          <w:woUserID w:val="1"/>
+        </w:rPr>
+        <w:t>公司</w:t>
+      </w:r>
+      <w:r>
+        <w:rPr>
+          <w:rFonts w:hint="eastAsia" w:ascii="宋体" w:hAnsi="宋体" w:eastAsia="宋体" w:cs="宋体"/>
+          <w:lang w:val="en-US" w:eastAsia="zh"/>
+          <w:woUserID w:val="1"/>
+        </w:rPr>
+        <w:t>AI优化通信体验</w:t>
+      </w:r>
+      <w:r>
+        <w:rPr>
+          <w:rFonts w:hint="eastAsia" w:ascii="宋体" w:hAnsi="宋体" w:cs="宋体"/>
+          <w:lang w:val="en-US" w:eastAsia="zh-CN"/>
+          <w:woUserID w:val="1"/>
+        </w:rPr>
+        <w:t>方向</w:t>
       </w:r>
     </w:p>
     <w:p>
@@ -109,7 +133,7 @@
       </w:r>
       <w:r>
         <w:rPr>
-          <w:rStyle w:val="6"/>
+          <w:rStyle w:val="10"/>
           <w:rFonts w:hint="eastAsia" w:ascii="Times New Roman" w:hAnsi="Times New Roman" w:eastAsia="宋体"/>
           <w:lang w:val="en-US" w:eastAsia="zh"/>
           <w:woUserID w:val="1"/>
@@ -764,6 +788,746 @@
           <w:woUserID w:val="1"/>
         </w:rPr>
         <w:t>研究成熟度方面，这是一份提出系统流程和多种实施方式的待审专利。它已经把手机、网络、服务器各自的操作和回退关系描述清楚，但没有提供模型结构、数据集、定量实验或真实商用网络部署证据。因此，它适合作为部署后 AI 无线功能测试方法的研究依据，不能表述为苹果已经验证了一套可直接投入现网的完整测试系统。</w:t>
+      </w:r>
+    </w:p>
+    <w:p>
+      <w:pPr>
+        <w:numPr>
+          <w:ilvl w:val="0"/>
+          <w:numId w:val="0"/>
+        </w:numPr>
+        <w:rPr>
+          <w:rFonts w:hint="eastAsia" w:ascii="Times New Roman" w:hAnsi="Times New Roman" w:eastAsia="宋体"/>
+          <w:color w:val="000000"/>
+          <w:u w:val="none"/>
+          <w:lang w:val="en-US" w:eastAsia="zh"/>
+          <w:woUserID w:val="1"/>
+        </w:rPr>
+      </w:pPr>
+    </w:p>
+    <w:p>
+      <w:pPr>
+        <w:pStyle w:val="3"/>
+        <w:bidi w:val="0"/>
+      </w:pPr>
+      <w:r>
+        <w:rPr>
+          <w:rFonts w:hint="eastAsia"/>
+          <w:lang w:val="en-US" w:eastAsia="zh-CN"/>
+        </w:rPr>
+        <w:t>2</w:t>
+      </w:r>
+      <w:r>
+        <w:t>、苹果专利：终端预测网络吞吐量，改善视频码率选择</w:t>
+      </w:r>
+    </w:p>
+    <w:p>
+      <w:pPr>
+        <w:bidi w:val="0"/>
+      </w:pPr>
+      <w:r>
+        <w:t xml:space="preserve">优先权日：2023-03-15；公开日：2025-06-19；该申请公开页面标注为待审。专利 US20250202793A1 — </w:t>
+      </w:r>
+      <w:r>
+        <w:rPr>
+          <w:rStyle w:val="10"/>
+        </w:rPr>
+        <w:fldChar w:fldCharType="begin"/>
+      </w:r>
+      <w:r>
+        <w:rPr>
+          <w:rStyle w:val="10"/>
+        </w:rPr>
+        <w:instrText xml:space="preserve"> HYPERLINK "https://patents.google.com/patent/US20250202793A1/en?utm_source=chatgpt.com" </w:instrText>
+      </w:r>
+      <w:r>
+        <w:rPr>
+          <w:rStyle w:val="10"/>
+        </w:rPr>
+        <w:fldChar w:fldCharType="separate"/>
+      </w:r>
+      <w:r>
+        <w:rPr>
+          <w:rStyle w:val="10"/>
+        </w:rPr>
+        <w:t>On-device machine learning-based network bandwidth prediction to improve adaptive media streaming performance</w:t>
+      </w:r>
+      <w:r>
+        <w:rPr>
+          <w:rStyle w:val="10"/>
+        </w:rPr>
+        <w:fldChar w:fldCharType="end"/>
+      </w:r>
+      <w:r>
+        <w:t>。</w:t>
+      </w:r>
+    </w:p>
+    <w:p>
+      <w:pPr>
+        <w:bidi w:val="0"/>
+        <w:rPr>
+          <w:b/>
+          <w:bCs/>
+        </w:rPr>
+      </w:pPr>
+      <w:r>
+        <w:rPr>
+          <w:b/>
+          <w:bCs/>
+        </w:rPr>
+        <w:t>（1）技术概述</w:t>
+      </w:r>
+    </w:p>
+    <w:p>
+      <w:pPr>
+        <w:bidi w:val="0"/>
+        <w:ind w:firstLine="420" w:firstLineChars="0"/>
+      </w:pPr>
+      <w:r>
+        <w:t>这篇专利关注视频开始播放以及网络发生切换时，终端如何选择合适的视频码率。流媒体通常将同一段视频制作成多个质量版本，并分成小段供播放器逐段下载。较高码率通常能够提供更好的画面，但也需要更高的下载速度。播放器因此需要估计当前网络能够提供的吞吐量，也就是单位时间内实际能够收到多少数据，再决定下一段视频下载哪个版本。</w:t>
+      </w:r>
+    </w:p>
+    <w:p>
+      <w:pPr>
+        <w:bidi w:val="0"/>
+        <w:ind w:firstLine="420" w:firstLineChars="0"/>
+      </w:pPr>
+      <w:r>
+        <w:t>问题在于，传统吞吐量估计需要先下载一段数据，才能获得较可靠的观测；而播放器在第一次下载之前，就必须作出选择。如果保守地选择低码率，网络条件良好时也可能暂时只能看到较低画质；如果选择过高码率，又可能导致下载跟不上播放。网络切换也会产生类似问题：旧网络上的测量结果，未必能够代表新网络。</w:t>
+      </w:r>
+    </w:p>
+    <w:p>
+      <w:pPr>
+        <w:bidi w:val="0"/>
+        <w:ind w:firstLine="420" w:firstLineChars="0"/>
+      </w:pPr>
+      <w:r>
+        <w:t>苹果提出的思路是：利用历史播放经验补足当前测量不足，再随着实际观测积累，调整两种估计的作用。终端建立机器学习吞吐量模型，将模型预测与当前网络测量融合，最终交给播放器选择视频分片。图 1 展示系统模块，图 2 描述预测与融合流程，图 3 描述历史数据采集和模型构建。</w:t>
+      </w:r>
+    </w:p>
+    <w:p>
+      <w:pPr>
+        <w:bidi w:val="0"/>
+        <w:rPr>
+          <w:b/>
+          <w:bCs/>
+        </w:rPr>
+      </w:pPr>
+      <w:r>
+        <w:rPr>
+          <w:b/>
+          <w:bCs/>
+        </w:rPr>
+        <w:t>（2）关键点</w:t>
+      </w:r>
+    </w:p>
+    <w:p>
+      <w:pPr>
+        <w:bidi w:val="0"/>
+        <w:ind w:firstLine="420" w:firstLineChars="0"/>
+      </w:pPr>
+      <w:r>
+        <w:t>第一，历史模型提供提前判断的依据，即时测量提供当前播放的实际依据。模型可以利用网络类型、网络标识、时间和位置等历史信息建立预测；即时估计则可利用当前接收速率或播放器缓冲状态。两者承担的作用不同：历史数据能够在下载尚未开始时提供参考，但过去的规律可能不适用于当前情况；当前观测更贴近本次播放，却需要时间积累。例如，设备过去在某个网络上通常能获得较高吞吐量，模型可以据此帮助启动阶段作判断，但当天网络拥塞时，仍需要实际下载结果修正这一判断。</w:t>
+      </w:r>
+    </w:p>
+    <w:p>
+      <w:pPr>
+        <w:bidi w:val="0"/>
+        <w:ind w:firstLine="420" w:firstLineChars="0"/>
+      </w:pPr>
+      <w:r>
+        <w:t>第二，融合权重随着估计可靠程度变化，而不是始终固定地相信模型。专利考虑即时估计是否已经稳定，以及当前环境与历史环境是否相似，并提出按可信程度加权；网络切换后可以重新调整权重。这项设计的核心是处理两类信息各自的不确定性。例如，模型预计可获得 8 Mbps，而实际下载逐渐显示只能获得约 4 Mbps，此时若持续给历史预测过高权重，就可能继续高估网络能力。相反，在刚开始播放、即时测量样本很少时，单次下载结果也可能受到偶然波动影响。需要验证的是权重能否随证据变化合理调整，既利用历史经验，又及时响应当前网络。</w:t>
+      </w:r>
+    </w:p>
+    <w:p>
+      <w:pPr>
+        <w:bidi w:val="0"/>
+        <w:ind w:firstLine="420" w:firstLineChars="0"/>
+      </w:pPr>
+      <w:r>
+        <w:t>第三，模型学习和播放器决策属于两个相互连接的过程。终端可在一段时间内积累历史播放统计，再建立模型；原文列举随机森林、梯度提升树和神经网络，并考虑在设备较空闲时进行模型构建。这意味着不必在每次选择视频分片时重新训练模型。运行阶段主要完成预测和决策，模型更新则利用后续积累的数据改善未来判断。对实现而言，需要分别管理数据记录、模型更新和播放时推理，避免训练开销影响正在进行的播放。</w:t>
+      </w:r>
+    </w:p>
+    <w:p>
+      <w:pPr>
+        <w:bidi w:val="0"/>
+        <w:ind w:firstLine="420" w:firstLineChars="0"/>
+      </w:pPr>
+      <w:r>
+        <w:t>第四，实际控制对象是播放器下载的内容版本，最终效果需要通过播放行为来检验。模型输出吞吐量估计，播放器依据该结果选择分片。可以用一个简化例子理解：若视频码率为 6 Mbps，而网络长期只能提供 4 Mbps，视频数据的消耗速度就高于补充速度，缓冲会逐渐减少，最终可能发生卡顿；选择较低码率则可能维持连续播放。但如果网络本来能够支持更高码率，长期保守选择又会损失画质。因此，优化目标应同时考虑连续播放与视频质量，不能只追求更高码率或更小预测误差。上述数值是解释机制的示例，并非专利实验结果。</w:t>
+      </w:r>
+    </w:p>
+    <w:p>
+      <w:pPr>
+        <w:bidi w:val="0"/>
+        <w:rPr>
+          <w:b/>
+          <w:bCs/>
+        </w:rPr>
+      </w:pPr>
+      <w:r>
+        <w:rPr>
+          <w:b/>
+          <w:bCs/>
+        </w:rPr>
+        <w:t>（3）研究启示、成熟度与应用思路</w:t>
+      </w:r>
+    </w:p>
+    <w:p>
+      <w:pPr>
+        <w:bidi w:val="0"/>
+        <w:ind w:firstLine="420" w:firstLineChars="0"/>
+      </w:pPr>
+      <w:r>
+        <w:t>研究启示是：AI 优化通信体验，需要打通“状态预测—应用决策—体验结果”这条链路。吞吐量预测是其中一个模块，播放器如何使用预测同样影响最终效果。即使模型的平均预测误差较小，如果它在网络突然恶化时持续高估，仍可能增加卡顿；如果它长期低估，也可能让用户一直观看较低质量的视频。因此，评估这类功能时，应分别回答两个问题：预测是否可靠，以及使用预测之后体验是否改善。</w:t>
+      </w:r>
+    </w:p>
+    <w:p>
+      <w:pPr>
+        <w:bidi w:val="0"/>
+        <w:ind w:firstLine="420" w:firstLineChars="0"/>
+      </w:pPr>
+      <w:r>
+        <w:t>应用思路可以落在可重复的网络条件与视频播放对照实验中。使用相同的视频内容、分片配置和网络变化轨迹，对比仅使用即时估计、仅使用模型预测以及融合两种估计的方案，并保持其他播放器策略一致。模型层记录预测误差、高估程度和变化后的响应速度；体验层记录首帧等待、卡顿次数与时长、平均视频码率及码率切换频率。这样能够判断收益来自预测本身，还是来自播放器决策方式。</w:t>
+      </w:r>
+    </w:p>
+    <w:p>
+      <w:pPr>
+        <w:bidi w:val="0"/>
+        <w:ind w:firstLine="420" w:firstLineChars="0"/>
+      </w:pPr>
+      <w:r>
+        <w:t>场景设计应重点覆盖播放启动、稳定传输、吞吐量突降、网络恢复和进入陌生网络。尤其需要检查“历史经验失效”时的表现：例如历史数据对应空闲网络，测试时加入拥塞；或者历史数据主要来自某一类网络，测试时更换网络环境。测试中同步记录模型预测、即时估计、融合结果、实际吞吐量和最终选定码率，才能追溯问题发生在哪个环节。这些是根据方案提出的测试设计建议，具体合格门限仍需另行确定。</w:t>
+      </w:r>
+    </w:p>
+    <w:p>
+      <w:pPr>
+        <w:bidi w:val="0"/>
+        <w:ind w:firstLine="420" w:firstLineChars="0"/>
+      </w:pPr>
+      <w:r>
+        <w:t>研究成熟度方面，公开文本给出了模块关系、运行流程和算法选项，但未提供可复现的数据集、代码或定量对照实验。它适合作为“终端利用 AI 辅助应用决策”的研究依据，现有材料尚不足以证明其在真实产品中的具体收益。其实现入口位于终端播放器和吞吐量估计模块，实验上可以先通过受控网络与数据回放验证，再进一步检查真实终端上的运行开销和播放效果。</w:t>
+      </w:r>
+    </w:p>
+    <w:p>
+      <w:pPr>
+        <w:numPr>
+          <w:ilvl w:val="0"/>
+          <w:numId w:val="0"/>
+        </w:numPr>
+        <w:rPr>
+          <w:rFonts w:hint="eastAsia" w:ascii="Times New Roman" w:hAnsi="Times New Roman" w:eastAsia="宋体"/>
+          <w:color w:val="000000"/>
+          <w:u w:val="none"/>
+          <w:lang w:val="en-US" w:eastAsia="zh"/>
+          <w:woUserID w:val="1"/>
+        </w:rPr>
+      </w:pPr>
+    </w:p>
+    <w:p>
+      <w:pPr>
+        <w:pStyle w:val="3"/>
+        <w:keepNext w:val="0"/>
+        <w:keepLines w:val="0"/>
+        <w:widowControl/>
+        <w:suppressLineNumbers w:val="0"/>
+      </w:pPr>
+      <w:r>
+        <w:rPr>
+          <w:rFonts w:hint="eastAsia"/>
+          <w:lang w:val="en-US" w:eastAsia="zh-CN"/>
+        </w:rPr>
+        <w:t>3</w:t>
+      </w:r>
+      <w:r>
+        <w:t>、苹果专利：用强化学习调整业务流与无线承载的映射</w:t>
+      </w:r>
+    </w:p>
+    <w:p>
+      <w:pPr>
+        <w:bidi w:val="0"/>
+      </w:pPr>
+      <w:r>
+        <w:t xml:space="preserve">优先权日：2024-06-24；公开日：2026-01-02；国际申请公开文本，公开页面标注为待审。专利 WO2026000129A1 — </w:t>
+      </w:r>
+      <w:r>
+        <w:fldChar w:fldCharType="begin"/>
+      </w:r>
+      <w:r>
+        <w:instrText xml:space="preserve"> HYPERLINK "https://patents.google.com/patent/WO2026000129A1/en?utm_source=chatgpt.com" </w:instrText>
+      </w:r>
+      <w:r>
+        <w:fldChar w:fldCharType="separate"/>
+      </w:r>
+      <w:r>
+        <w:rPr>
+          <w:rStyle w:val="10"/>
+        </w:rPr>
+        <w:t>Systems and methods for artificial intelligence/machine learning based quality of service flow to data radio bearer mapping design</w:t>
+      </w:r>
+      <w:r>
+        <w:fldChar w:fldCharType="end"/>
+      </w:r>
+      <w:r>
+        <w:t>。</w:t>
+      </w:r>
+    </w:p>
+    <w:p>
+      <w:pPr>
+        <w:bidi w:val="0"/>
+        <w:rPr>
+          <w:b/>
+          <w:bCs/>
+        </w:rPr>
+      </w:pPr>
+      <w:r>
+        <w:rPr>
+          <w:b/>
+          <w:bCs/>
+        </w:rPr>
+        <w:t>（1）技术概述</w:t>
+      </w:r>
+    </w:p>
+    <w:p>
+      <w:pPr>
+        <w:bidi w:val="0"/>
+        <w:ind w:firstLine="420" w:firstLineChars="0"/>
+      </w:pPr>
+      <w:r>
+        <w:t>这篇专利关注不同业务的数据应该通过哪个无线承载传输，才能更好地满足服务质量要求。理解这一问题，需要先区分两个概念：QoS 流描述数据需要怎样的服务，DRB 则承接这些数据在无线接口上的传输处理。例如，实时通话更关注时延，视频传输更关注持续吞吐量，不同业务需要获得相应的处理方式。</w:t>
+      </w:r>
+    </w:p>
+    <w:p>
+      <w:pPr>
+        <w:bidi w:val="0"/>
+        <w:ind w:firstLine="420" w:firstLineChars="0"/>
+      </w:pPr>
+      <w:r>
+        <w:t>在 5G 中，业务数据先被归入不同的服务质量流，即 QoS 流，再映射到数据无线承载 DRB。每个 QoS 流通过 QFI 标识；多个 QoS 流可以共用一个 DRB，也可以根据处理需求使用不同 DRB。映射由服务数据适配协议 SDAP 执行，标准已经支持通过网络配置等方式更新规则。因此，研究问题是如何根据业务需求和运行状态，作出更合适的映射选择。</w:t>
+      </w:r>
+    </w:p>
+    <w:p>
+      <w:pPr>
+        <w:bidi w:val="0"/>
+      </w:pPr>
+      <w:r>
+        <w:t>苹果提出利用 AI/ML 辅助映射，其中给出深度 Q 学习的实施方式：观察业务要求与承载状态，选择 QoS 流与 DRB 的对应关系，再利用实际 QoS 表现反馈改进模型。强化学习是专利中的一种实现选择，整篇还涉及其他映射与预测机制。</w:t>
+      </w:r>
+    </w:p>
+    <w:p>
+      <w:pPr>
+        <w:bidi w:val="0"/>
+        <w:rPr>
+          <w:b/>
+          <w:bCs/>
+        </w:rPr>
+      </w:pPr>
+      <w:r>
+        <w:rPr>
+          <w:b/>
+          <w:bCs/>
+        </w:rPr>
+        <w:t>（2）关键点</w:t>
+      </w:r>
+    </w:p>
+    <w:p>
+      <w:pPr>
+        <w:bidi w:val="0"/>
+        <w:ind w:firstLine="420" w:firstLineChars="0"/>
+      </w:pPr>
+      <w:r>
+        <w:t>第一，模型输出的是业务流与承载的对应关系，DRB 本身不是一条独立的物理通道。DRB 是无线协议栈中的逻辑承载，不同承载最终仍要使用无线资源完成传输。把某个业务换到另一个 DRB，并不自动意味着获得更大的带宽或更低的时延；收益取决于该承载对应的处理配置、排队情况及后续调度。因此，分析方案时需要把“映射改变”和“实际性能改善”连接起来，不能只看模型是否选择了一个新的承载。</w:t>
+      </w:r>
+    </w:p>
+    <w:p>
+      <w:pPr>
+        <w:bidi w:val="0"/>
+      </w:pPr>
+      <w:r>
+        <w:t>可以用一个简化场景说明：终端同时进行实时通话和后台下载。如果两类数据共用某个承载，后台突发流量可能影响实时业务的排队。若系统具有合适的承载配置与调度支持，调整映射可能改善实时业务；但如果无线资源整体不足，仅改变映射也无法保证所有业务达标。这一例子说明的是可能的作用路径，并非专利已经验证的实验结果。</w:t>
+      </w:r>
+    </w:p>
+    <w:p>
+      <w:pPr>
+        <w:bidi w:val="0"/>
+        <w:ind w:firstLine="420" w:firstLineChars="0"/>
+      </w:pPr>
+      <w:r>
+        <w:t>第二，强化学习把映射选择组织成“状态—动作—反馈”的过程。专利的状态包含当前映射、QoS 要求以及承载历史测量、信道信息；动作是选择流与承载的连接关系；反馈来自吞吐量、时延等 QoS 测量。深度 Q 网络用于评估候选动作，图 17—19 展示了映射与交互学习示例。</w:t>
+      </w:r>
+    </w:p>
+    <w:p>
+      <w:pPr>
+        <w:bidi w:val="0"/>
+        <w:ind w:firstLine="420" w:firstLineChars="0"/>
+      </w:pPr>
+      <w:r>
+        <w:t>这里的学习目标可以理解为：在某一运行状态下，哪一种映射更可能带来较好的后续表现。它不要求预先为每个状态标注唯一的“正确承载”，而是通过执行结果评价选择。不过，奖励提高是否意味着通信质量改善，取决于奖励如何定义。如果只强调总吞吐量，模型可能牺牲少量实时业务的时延；因此，评估时还需要检查每类业务的要求是否得到满足。</w:t>
+      </w:r>
+    </w:p>
+    <w:p>
+      <w:pPr>
+        <w:bidi w:val="0"/>
+        <w:ind w:firstLine="420" w:firstLineChars="0"/>
+      </w:pPr>
+      <w:r>
+        <w:t>第三，训练位置与实际执行位置需要分别理解。专利讨论终端训练、网络训练后下发，以及终端与网络共同训练等路径。在网络训练示例中，终端执行映射推理，网络参与模型启用与监测。这意味着“模型在网络侧训练”并不等于“每次映射都由远端服务器计算”。</w:t>
+      </w:r>
+    </w:p>
+    <w:p>
+      <w:pPr>
+        <w:bidi w:val="0"/>
+      </w:pPr>
+      <w:r>
+        <w:t>从实现角度看，终端本地能够掌握自身业务状态，网络侧则更容易观察整体负载和其他终端的影响，两类信息具有互补性。终端生成的映射还必须与网络配置及协议处理协调，才能真正用于数据传输。因此，这项功能需要终端通信协议栈和网络侧配合，普通应用程序通常不能直接修改其承载映射。</w:t>
+      </w:r>
+    </w:p>
+    <w:p>
+      <w:pPr>
+        <w:bidi w:val="0"/>
+        <w:ind w:firstLine="420" w:firstLineChars="0"/>
+      </w:pPr>
+      <w:r>
+        <w:t>第四，推理可以由状态变化触发，并且需要处理输入不足的情况。图 21 给出 QoS 变化、QoS 流或 DRB 建立与释放等触发条件；图 20 讨论缺少近期特征时向网络请求信息。专利也提出在模型不可用或条件不满足时使用固定映射。</w:t>
+      </w:r>
+    </w:p>
+    <w:p>
+      <w:pPr>
+        <w:bidi w:val="0"/>
+        <w:ind w:firstLine="420" w:firstLineChars="0"/>
+      </w:pPr>
+      <w:r>
+        <w:t>这使测试对象从一次模型计算扩展到完整运行过程：新业务出现后能否及时获得输入，承载释放后是否还会选择失效对象，输入过期时是否产生错误判断，以及重新映射是否造成频繁切换。决策的有效性和执行过程的稳定性，需要与性能收益一起检查。</w:t>
+      </w:r>
+    </w:p>
+    <w:p>
+      <w:pPr>
+        <w:bidi w:val="0"/>
+        <w:rPr>
+          <w:b/>
+          <w:bCs/>
+        </w:rPr>
+      </w:pPr>
+      <w:r>
+        <w:rPr>
+          <w:b/>
+          <w:bCs/>
+        </w:rPr>
+        <w:t>（3）研究启示、成熟度与应用思路</w:t>
+      </w:r>
+    </w:p>
+    <w:p>
+      <w:pPr>
+        <w:bidi w:val="0"/>
+        <w:ind w:firstLine="420" w:firstLineChars="0"/>
+      </w:pPr>
+      <w:r>
+        <w:t>研究启示是：AI 优化通信体验可以进入协议栈内部的具体决策环节，通过调整数据的传输组织方式影响业务表现。上一篇吞吐量预测专利主要影响播放器选择下载哪个视频版本；这一篇则作用于 QoS 流与无线承载之间的映射。它因此提供了一个更细颗粒度的通信 AI 功能研究对象。</w:t>
+      </w:r>
+    </w:p>
+    <w:p>
+      <w:pPr>
+        <w:bidi w:val="0"/>
+        <w:ind w:firstLine="420" w:firstLineChars="0"/>
+      </w:pPr>
+      <w:r>
+        <w:t>相应的验收也应覆盖两个层面。首先检查映射是否合法且可执行，例如目标承载是否存在、是否符合允许的配置、终端与网络的处理是否一致；随后检查执行后是否满足业务要求，例如各业务的时延、丢包、吞吐量及达标比例。强化学习奖励可以用于训练和分析，但不能单独代替这些验收结果。</w:t>
+      </w:r>
+    </w:p>
+    <w:p>
+      <w:pPr>
+        <w:bidi w:val="0"/>
+        <w:ind w:firstLine="420" w:firstLineChars="0"/>
+      </w:pPr>
+      <w:r>
+        <w:t>应用思路可以落在可控的多业务实验环境中：同时生成实时业务、视频业务和后台传输，设置不同负载与无线条件，对比基于配置规则的映射和 AI 映射。在保持其他协议参数及调度策略一致的条件下，记录每次映射、决策耗时、业务性能和重映射次数。随后加入新业务突发、承载释放、测量缺失及模型不可用等情况，检查恢复或回退是否正常。这样能够区分收益来自映射算法，还是来自同时改变了调度配置等其他因素。这些是据此提出的实验设计，具体指标与通过门限仍需另行确定。</w:t>
+      </w:r>
+    </w:p>
+    <w:p>
+      <w:pPr>
+        <w:bidi w:val="0"/>
+        <w:ind w:firstLine="420" w:firstLineChars="0"/>
+      </w:pPr>
+      <w:r>
+        <w:t>研究成熟度方面，公开文本给出了模型交互、映射决策和触发流程，但没有提供可复现的代码、数据集或定量对照实验。它适合作为 AI 辅助无线承载管理的方案依据，现有材料不足以证明其实际性能收益或商用部署情况。开展验证需要能够观察并控制协议栈中的映射行为，还应结合 SDAP、RRC 等相关要求核查执行过程；专利提出的 AI 交互机制本身不能直接视为已经被标准采用。</w:t>
+      </w:r>
+    </w:p>
+    <w:p>
+      <w:pPr>
+        <w:numPr>
+          <w:ilvl w:val="0"/>
+          <w:numId w:val="0"/>
+        </w:numPr>
+        <w:rPr>
+          <w:rFonts w:hint="eastAsia" w:ascii="Times New Roman" w:hAnsi="Times New Roman" w:eastAsia="宋体"/>
+          <w:color w:val="000000"/>
+          <w:u w:val="none"/>
+          <w:lang w:val="en-US" w:eastAsia="zh"/>
+          <w:woUserID w:val="1"/>
+        </w:rPr>
+      </w:pPr>
+    </w:p>
+    <w:p>
+      <w:pPr>
+        <w:pStyle w:val="3"/>
+        <w:keepNext w:val="0"/>
+        <w:keepLines w:val="0"/>
+        <w:widowControl/>
+        <w:suppressLineNumbers w:val="0"/>
+      </w:pPr>
+      <w:r>
+        <w:rPr>
+          <w:rFonts w:hint="eastAsia"/>
+          <w:lang w:val="en-US" w:eastAsia="zh-CN"/>
+        </w:rPr>
+        <w:t>4</w:t>
+      </w:r>
+      <w:r>
+        <w:t>、苹果专利：预测未来无线测量，改善切换决策</w:t>
+      </w:r>
+    </w:p>
+    <w:p>
+      <w:pPr>
+        <w:bidi w:val="0"/>
+      </w:pPr>
+      <w:r>
+        <w:t xml:space="preserve">优先权日：2023-09-01；公开日：2025-03-06；国际申请公开文本，公开页面标注为待审。专利 WO2025043703A1 — </w:t>
+      </w:r>
+      <w:r>
+        <w:fldChar w:fldCharType="begin"/>
+      </w:r>
+      <w:r>
+        <w:instrText xml:space="preserve"> HYPERLINK "https://patents.google.com/patent/WO2025043703A1/en?utm_source=chatgpt.com" </w:instrText>
+      </w:r>
+      <w:r>
+        <w:fldChar w:fldCharType="separate"/>
+      </w:r>
+      <w:r>
+        <w:rPr>
+          <w:rStyle w:val="10"/>
+        </w:rPr>
+        <w:t>Systems and methods for predictive measurements for artificial intelligence/machine learning based mobility enhancement</w:t>
+      </w:r>
+      <w:r>
+        <w:fldChar w:fldCharType="end"/>
+      </w:r>
+      <w:r>
+        <w:t>。</w:t>
+      </w:r>
+      <w:r>
+        <w:fldChar w:fldCharType="begin"/>
+      </w:r>
+      <w:r>
+        <w:instrText xml:space="preserve"> HYPERLINK "https://patents.google.com/patent/WO2025043703A1/en?utm_source=chatgpt.com" </w:instrText>
+      </w:r>
+      <w:r>
+        <w:fldChar w:fldCharType="separate"/>
+      </w:r>
+      <w:r>
+        <w:rPr>
+          <w:rStyle w:val="10"/>
+        </w:rPr>
+        <w:t>Google Patents</w:t>
+      </w:r>
+      <w:r>
+        <w:fldChar w:fldCharType="end"/>
+      </w:r>
+    </w:p>
+    <w:p>
+      <w:pPr>
+        <w:bidi w:val="0"/>
+        <w:rPr>
+          <w:b/>
+          <w:bCs/>
+        </w:rPr>
+      </w:pPr>
+      <w:r>
+        <w:rPr>
+          <w:b/>
+          <w:bCs/>
+        </w:rPr>
+        <w:t>（1）技术概述</w:t>
+      </w:r>
+    </w:p>
+    <w:p>
+      <w:pPr>
+        <w:bidi w:val="0"/>
+        <w:ind w:firstLine="420" w:firstLineChars="0"/>
+      </w:pPr>
+      <w:r>
+        <w:t>这篇专利关注终端能否利用无线测量预测，提前为小区切换作准备，并改善切换时机的判断。手机移动时，当前服务小区的信号可能逐渐减弱，邻近小区则可能变得更适合提供服务。切换需要经过测量、条件判断和执行等环节；如果无线状态变化很快，依据已有观测作出的判断，到执行时可能已经不再合适。</w:t>
+      </w:r>
+    </w:p>
+    <w:p>
+      <w:pPr>
+        <w:bidi w:val="0"/>
+        <w:ind w:firstLine="420" w:firstLineChars="0"/>
+      </w:pPr>
+      <w:r>
+        <w:t>苹果提出将 AI 预测引入移动性管理：利用已有测量生成预测，将预测提供给切换相关流程，同时通过对应的实际测量检查模型可靠性。原文涉及物理层 L1 测量和用于移动性判断的 L3 测量，也讨论模型监测与停用。</w:t>
+      </w:r>
+    </w:p>
+    <w:p>
+      <w:pPr>
+        <w:bidi w:val="0"/>
+        <w:ind w:firstLine="420" w:firstLineChars="0"/>
+      </w:pPr>
+      <w:r>
+        <w:t>其作用可以通过一个移动场景理解：车辆正在驶离小区 A，进入小区 B 的覆盖区域。如果预测显示 A 的信号将持续减弱、B 将持续增强，系统就可能提前考虑 B；但若变化只是短时波动，过早切换又可能造成不必要的操作。因此，方案的核心是让预测参与准备和判断，并管理预测失准带来的风险。</w:t>
+      </w:r>
+    </w:p>
+    <w:p>
+      <w:pPr>
+        <w:bidi w:val="0"/>
+        <w:rPr>
+          <w:b/>
+          <w:bCs/>
+        </w:rPr>
+      </w:pPr>
+      <w:r>
+        <w:rPr>
+          <w:b/>
+          <w:bCs/>
+        </w:rPr>
+        <w:t>（2）关键点</w:t>
+      </w:r>
+    </w:p>
+    <w:p>
+      <w:pPr>
+        <w:bidi w:val="0"/>
+        <w:ind w:firstLine="420" w:firstLineChars="0"/>
+      </w:pPr>
+      <w:r>
+        <w:t>第一，需要区分“预测未来”与“推断未测对象”，两者使用的信息和验证方式不同。专利同时讨论时间预测和空间预测：前者利用已有测量预测后续时刻，后者利用邻近波束信息推断另一波束的测量。图 12、图 13 分别展示这两类机制。</w:t>
+      </w:r>
+    </w:p>
+    <w:p>
+      <w:pPr>
+        <w:bidi w:val="0"/>
+        <w:ind w:firstLine="420" w:firstLineChars="0"/>
+      </w:pPr>
+      <w:r>
+        <w:t>时间预测回答的是“这个小区或波束过一段时间会怎样”，需要在对应时刻到来后检查预测；空间预测回答的是“另一个波束目前可能怎样”，需要获取该对象的实际测量进行比较。测试时必须保留预测对象和预测时间，不能把不同小区、不同波束或不同时间的结果混在一起计算误差。</w:t>
+      </w:r>
+    </w:p>
+    <w:p>
+      <w:pPr>
+        <w:bidi w:val="0"/>
+        <w:ind w:firstLine="420" w:firstLineChars="0"/>
+      </w:pPr>
+      <w:r>
+        <w:t>第二，预测值能否参与切换，由配置的使用规则决定。以条件切换 CHO 为例，网络先提供候选小区及执行条件，终端在条件满足后执行切换，这是标准中的基本关系。苹果进一步提出允许可靠的预测值参与条件判断，也给出要求预测与实际测量共同满足条件的方式，相关流程见图 19。</w:t>
+      </w:r>
+    </w:p>
+    <w:p>
+      <w:pPr>
+        <w:bidi w:val="0"/>
+        <w:ind w:firstLine="420" w:firstLineChars="0"/>
+      </w:pPr>
+      <w:r>
+        <w:t>两种方式体现了不同的取舍：更积极地使用预测，可能获得提前行动的机会，也更依赖模型可靠性；同时要求实际测量确认，则可能减少错误触发，但提前量也可能缩小。因此，模型预测得准不准，与切换规则如何使用预测，是两个需要分别验证的环节。预测小区 B 将变好，也不意味着终端可以忽略 B 当前是否具备接入条件。</w:t>
+      </w:r>
+    </w:p>
+    <w:p>
+      <w:pPr>
+        <w:bidi w:val="0"/>
+        <w:ind w:firstLine="420" w:firstLineChars="0"/>
+      </w:pPr>
+      <w:r>
+        <w:t>第三，预测可靠性通过实际观测检查，并与模型使用状态关联。专利提出比较预测和对应实测结果，以均方误差 MSE 等指标进行监测；根据结果，可停止或切换模型，并回到实际测量方式。</w:t>
+      </w:r>
+    </w:p>
+    <w:p>
+      <w:pPr>
+        <w:bidi w:val="0"/>
+        <w:ind w:firstLine="420" w:firstLineChars="0"/>
+      </w:pPr>
+      <w:r>
+        <w:t>这里尤其需要注意验证的时间关系。例如，模型在某一时刻预测“100 毫秒后的信号强度”，就应与 100 毫秒后该对象的实际结果比较，而不是与预测生成时的测量比较。这是解释验证原则的示例，并非专利规定的预测窗口。尚未发生的未来没有实时真值，已完成预测的验证结果只能为后续使用提供可靠性依据。同时，MSE 是误差指标，不能直接当作“预测正确的概率”。</w:t>
+      </w:r>
+    </w:p>
+    <w:p>
+      <w:pPr>
+        <w:bidi w:val="0"/>
+        <w:ind w:firstLine="420" w:firstLineChars="0"/>
+      </w:pPr>
+      <w:r>
+        <w:t>第四，减少测量与保持可验证性之间需要取得平衡。原文提出利用预测减少部分实际测量或测量间隙的设想，同时保留实际测量用于监测。从系统设计角度看，预测可以帮助决定哪些对象值得优先测量，但实际观测仍是发现模型失准的重要依据。</w:t>
+      </w:r>
+    </w:p>
+    <w:p>
+      <w:pPr>
+        <w:bidi w:val="0"/>
+      </w:pPr>
+      <w:r>
+        <w:t>如果实际测量减少得过多，系统可能很难及时识别预测偏差；如果为了验证模型又增加大量测量，预期的开销收益也可能被抵消。评估因此应同时记录预测误差、实际测量开销和失准后的发现时间，检查性能与成本之间的关系，而不能只统计预测模块的准确率。</w:t>
+      </w:r>
+    </w:p>
+    <w:p>
+      <w:pPr>
+        <w:bidi w:val="0"/>
+        <w:rPr>
+          <w:b/>
+          <w:bCs/>
+        </w:rPr>
+      </w:pPr>
+      <w:r>
+        <w:rPr>
+          <w:b/>
+          <w:bCs/>
+        </w:rPr>
+        <w:t>（3）研究启示、成熟度与应用思路</w:t>
+      </w:r>
+    </w:p>
+    <w:p>
+      <w:pPr>
+        <w:bidi w:val="0"/>
+        <w:ind w:firstLine="420" w:firstLineChars="0"/>
+      </w:pPr>
+      <w:r>
+        <w:t>研究启示是：通信 AI 可以通过预测改善测量与控制之间的时间关系，但其价值最终应落实到切换效果和通信连续性上。预测误差较小，并不保证切换成功：目标小区准备、接入过程及条件配置也会影响结果。反过来，即使总体平均误差尚可，若误差集中发生在切换门限附近，也可能显著改变触发时机。因此，应重点检查对决策敏感的时段和场景。</w:t>
+      </w:r>
+    </w:p>
+    <w:p>
+      <w:pPr>
+        <w:bidi w:val="0"/>
+        <w:ind w:firstLine="420" w:firstLineChars="0"/>
+      </w:pPr>
+      <w:r>
+        <w:t>应用思路可以落在可重复的小区或波束变化实验中。使用相同的移动与信道轨迹，对比依据实际测量的方案和引入预测的方案，并保持其他切换参数一致。模型层检查不同预测窗口下的误差、目标对象排序及可靠性判断；功能层检查切换成功率、无线链路失败、业务中断时间和往返切换情况。把两层结果关联起来，才能判断问题发生在预测、条件判断还是执行阶段。</w:t>
+      </w:r>
+    </w:p>
+    <w:p>
+      <w:pPr>
+        <w:bidi w:val="0"/>
+        <w:ind w:firstLine="420" w:firstLineChars="0"/>
+      </w:pPr>
+      <w:r>
+        <w:t>场景应覆盖持续移动、突然遮挡、运动方向改变和短时信号波动，并加入模型失准或输入缺失的情况。实验中同步记录预测生成时间、对应目标时间、实际测量、条件满足时刻及切换结果，还应检查停用预测后能否恢复正常测量与切换。上述指标和场景是据此提出的测试设计，具体通过门限需要结合功能要求另行确定。</w:t>
+      </w:r>
+    </w:p>
+    <w:p>
+      <w:pPr>
+        <w:bidi w:val="0"/>
+        <w:ind w:firstLine="420" w:firstLineChars="0"/>
+      </w:pPr>
+      <w:r>
+        <w:t>研究成熟度方面，公开文本给出了终端与网络交互、预测使用和模型监测的实施方式，但未提供可复现的代码、数据集或定量对照实验。</w:t>
+      </w:r>
+      <w:r>
+        <w:rPr>
+          <w:rFonts w:hint="eastAsia"/>
+          <w:lang w:eastAsia="zh-CN"/>
+        </w:rPr>
+        <w:t>、</w:t>
+      </w:r>
+      <w:r>
+        <w:t>它适合作为预测辅助移动性管理及其验证机制的研究依据，现有材料不足以证明实际商用收益。</w:t>
+      </w:r>
+      <w:bookmarkStart w:id="0" w:name="_GoBack"/>
+      <w:bookmarkEnd w:id="0"/>
+      <w:r>
+        <w:t>实现验证需要能够获取对应无线测量、控制预测使用方式，并观察切换全过程；专利提出的预测触发与模型管理流程，也不能直接等同于已被标准采用。</w:t>
       </w:r>
     </w:p>
     <w:p>
@@ -812,6 +1576,7 @@
     <w:p>
       <w:pPr>
         <w:numPr>
+          <w:ilvl w:val="0"/>
           <w:numId w:val="0"/>
         </w:numPr>
         <w:ind w:leftChars="0"/>
@@ -829,8 +1594,6 @@
         </w:rPr>
         <w:t>1、</w:t>
       </w:r>
-      <w:bookmarkStart w:id="0" w:name="_GoBack"/>
-      <w:bookmarkEnd w:id="0"/>
     </w:p>
     <w:sectPr>
       <w:pgSz w:w="11906" w:h="16838"/>
@@ -870,7 +1633,7 @@
   <w:docDefaults>
     <w:rPrDefault>
       <w:rPr>
-        <w:rFonts w:asciiTheme="minorHAnsi" w:hAnsiTheme="minorHAnsi" w:eastAsiaTheme="minorEastAsia" w:cstheme="minorBidi"/>
+        <w:rFonts w:ascii="Times New Roman" w:hAnsi="Times New Roman" w:eastAsia="宋体" w:cs="Times New Roman"/>
       </w:rPr>
     </w:rPrDefault>
     <w:pPrDefault/>
@@ -961,14 +1724,14 @@
     <w:lsdException w:uiPriority="99" w:name="Body Text Indent 2"/>
     <w:lsdException w:uiPriority="99" w:name="Body Text Indent 3"/>
     <w:lsdException w:uiPriority="99" w:name="Block Text"/>
-    <w:lsdException w:qFormat="1" w:uiPriority="99" w:name="Hyperlink"/>
+    <w:lsdException w:qFormat="1" w:uiPriority="99" w:semiHidden="0" w:name="Hyperlink"/>
     <w:lsdException w:uiPriority="99" w:name="FollowedHyperlink"/>
     <w:lsdException w:qFormat="1" w:unhideWhenUsed="0" w:uiPriority="22" w:semiHidden="0" w:name="Strong"/>
     <w:lsdException w:qFormat="1" w:unhideWhenUsed="0" w:uiPriority="20" w:semiHidden="0" w:name="Emphasis"/>
     <w:lsdException w:uiPriority="99" w:name="Document Map"/>
     <w:lsdException w:uiPriority="99" w:name="Plain Text"/>
     <w:lsdException w:uiPriority="99" w:name="E-mail Signature"/>
-    <w:lsdException w:uiPriority="99" w:name="Normal (Web)"/>
+    <w:lsdException w:uiPriority="99" w:semiHidden="0" w:name="Normal (Web)"/>
     <w:lsdException w:uiPriority="99" w:name="HTML Acronym"/>
     <w:lsdException w:uiPriority="99" w:name="HTML Address"/>
     <w:lsdException w:uiPriority="99" w:name="HTML Cite"/>
@@ -1180,14 +1943,36 @@
       <w:szCs w:val="24"/>
     </w:rPr>
   </w:style>
-  <w:style w:type="character" w:default="1" w:styleId="5">
+  <w:style w:type="paragraph" w:styleId="4">
+    <w:name w:val="heading 3"/>
+    <w:basedOn w:val="1"/>
+    <w:next w:val="1"/>
+    <w:semiHidden/>
+    <w:unhideWhenUsed/>
+    <w:qFormat/>
+    <w:uiPriority w:val="9"/>
+    <w:pPr>
+      <w:spacing w:before="0" w:beforeAutospacing="1" w:after="0" w:afterAutospacing="1"/>
+      <w:jc w:val="left"/>
+    </w:pPr>
+    <w:rPr>
+      <w:rFonts w:hint="eastAsia" w:ascii="宋体" w:hAnsi="宋体" w:eastAsia="宋体" w:cs="宋体"/>
+      <w:b/>
+      <w:bCs/>
+      <w:kern w:val="0"/>
+      <w:sz w:val="27"/>
+      <w:szCs w:val="27"/>
+      <w:lang w:val="en-US" w:eastAsia="zh-CN" w:bidi="ar"/>
+    </w:rPr>
+  </w:style>
+  <w:style w:type="character" w:default="1" w:styleId="7">
     <w:name w:val="Default Paragraph Font"/>
     <w:semiHidden/>
     <w:unhideWhenUsed/>
     <w:qFormat/>
     <w:uiPriority w:val="1"/>
   </w:style>
-  <w:style w:type="table" w:default="1" w:styleId="4">
+  <w:style w:type="table" w:default="1" w:styleId="6">
     <w:name w:val="Normal Table"/>
     <w:semiHidden/>
     <w:unhideWhenUsed/>
@@ -1201,10 +1986,45 @@
       </w:tblCellMar>
     </w:tblPr>
   </w:style>
-  <w:style w:type="character" w:styleId="6">
+  <w:style w:type="paragraph" w:styleId="5">
+    <w:name w:val="Normal (Web)"/>
+    <w:basedOn w:val="1"/>
+    <w:unhideWhenUsed/>
+    <w:uiPriority w:val="99"/>
+    <w:pPr>
+      <w:spacing w:before="0" w:beforeAutospacing="1" w:after="0" w:afterAutospacing="1"/>
+      <w:ind w:left="0" w:right="0"/>
+      <w:jc w:val="left"/>
+    </w:pPr>
+    <w:rPr>
+      <w:kern w:val="0"/>
+      <w:sz w:val="24"/>
+      <w:lang w:val="en-US" w:eastAsia="zh-CN" w:bidi="ar"/>
+    </w:rPr>
+  </w:style>
+  <w:style w:type="character" w:styleId="8">
+    <w:name w:val="Strong"/>
+    <w:basedOn w:val="7"/>
+    <w:qFormat/>
+    <w:uiPriority w:val="22"/>
+    <w:rPr>
+      <w:b/>
+    </w:rPr>
+  </w:style>
+  <w:style w:type="character" w:styleId="9">
+    <w:name w:val="FollowedHyperlink"/>
+    <w:basedOn w:val="7"/>
+    <w:semiHidden/>
+    <w:unhideWhenUsed/>
+    <w:uiPriority w:val="99"/>
+    <w:rPr>
+      <w:color w:val="800080"/>
+      <w:u w:val="single"/>
+    </w:rPr>
+  </w:style>
+  <w:style w:type="character" w:styleId="10">
     <w:name w:val="Hyperlink"/>
-    <w:basedOn w:val="5"/>
-    <w:semiHidden/>
+    <w:basedOn w:val="7"/>
     <w:unhideWhenUsed/>
     <w:qFormat/>
     <w:uiPriority w:val="99"/>
